--- a/fra/docx/28.content.docx
+++ b/fra/docx/28.content.docx
@@ -309,19 +309,7 @@
         <w:rPr>
           <w:lang w:val="fr_FR" w:bidi="fr_FR"/>
         </w:rPr>
-        <w:t xml:space="preserve">). Le nom Osée signifie « l’Éternel sauve », ce qui en fait un nom tout à fait approprié pour ce prophète. • Jéroboam ... roi d'Israël : Osée a exercé son ministère prophétique dans le royaume du Nord, Israël, sous les règnes de ses sept derniers rois, bien que seul l’un d’entre eux, Jéroboam II, soit mentionné ici (voir </w:t>
-      </w:r>
-      <w:r>
-        <w:rPr>
-          <w:lang w:val="fr_FR" w:bidi="fr_FR"/>
-        </w:rPr>
-        <w:t>Introduction au livre d'Osée</w:t>
-      </w:r>
-      <w:r>
-        <w:rPr>
-          <w:lang w:val="fr_FR" w:bidi="fr_FR"/>
-        </w:rPr>
-        <w:t>, « Contexte »).</w:t>
+        <w:t>). Le nom Osée signifie « l’Éternel sauve », ce qui en fait un nom tout à fait approprié pour ce prophète. • Jéroboam ... roi d'Israël : Osée a exercé son ministère prophétique dans le royaume du Nord, Israël, sous les règnes de ses sept derniers rois, bien que seul l’un d’entre eux, Jéroboam II, soit mentionné ici (voir Introduction au livre d'Osée, « Contexte »).</w:t>
       </w:r>
       <w:r>
         <w:rPr>
